--- a/courts/tenth-circuit/utah/state/supreme-court/motion-brief/usage/OUTPUT-motion-brief.docx
+++ b/courts/tenth-circuit/utah/state/supreme-court/motion-brief/usage/OUTPUT-motion-brief.docx
@@ -4903,6 +4903,7 @@
     <w:unhideWhenUsed/>
     <w:qFormat/>
     <w:pPr>
+      <w:keepLines/>
       <w:spacing w:before="0" w:after="140" w:line="299" w:lineRule="exact"/>
     </w:pPr>
     <w:rPr>
@@ -5153,6 +5154,33 @@
     <w:pPr>
       <w:spacing w:before="0" w:after="0" w:line="299" w:lineRule="exact"/>
       <w:ind w:left="2160" w:hanging="720"/>
+    </w:pPr>
+  </w:style>
+  <w:style w:type="paragraph" w:customStyle="1" w:styleId="XdQuoteList1">
+    <w:name w:val="Xd Quote List 1"/>
+    <w:basedOn w:val="Normal"/>
+    <w:qFormat/>
+    <w:pPr>
+      <w:spacing w:before="0" w:after="0" w:line="299" w:lineRule="exact"/>
+      <w:ind w:left="1440" w:right="720" w:hanging="720"/>
+    </w:pPr>
+  </w:style>
+  <w:style w:type="paragraph" w:customStyle="1" w:styleId="XdQuoteList2">
+    <w:name w:val="Xd Quote List 2"/>
+    <w:basedOn w:val="Normal"/>
+    <w:qFormat/>
+    <w:pPr>
+      <w:spacing w:before="0" w:after="0" w:line="299" w:lineRule="exact"/>
+      <w:ind w:left="2160" w:right="720" w:hanging="720"/>
+    </w:pPr>
+  </w:style>
+  <w:style w:type="paragraph" w:customStyle="1" w:styleId="XdQuoteList3">
+    <w:name w:val="Xd Quote List 3"/>
+    <w:basedOn w:val="Normal"/>
+    <w:qFormat/>
+    <w:pPr>
+      <w:spacing w:before="0" w:after="0" w:line="299" w:lineRule="exact"/>
+      <w:ind w:left="2880" w:right="720" w:hanging="720"/>
     </w:pPr>
   </w:style>
   <w:style w:type="paragraph" w:customStyle="1" w:styleId="SourceCode">

--- a/courts/tenth-circuit/utah/state/supreme-court/motion-brief/usage/OUTPUT-motion-brief.docx
+++ b/courts/tenth-circuit/utah/state/supreme-court/motion-brief/usage/OUTPUT-motion-brief.docx
@@ -998,9 +998,7 @@
               <w:t xml:space="preserve"> </w:t>
             </w:r>
             <w:r>
-              <w:t xml:space="preserve">84114</w:t>
-              <w:noBreakHyphen/>
-              <w:t xml:space="preserve">5210</w:t>
+              <w:t xml:space="preserve">84114-⁠5210</w:t>
             </w:r>
           </w:p>
           <w:p>
@@ -1016,11 +1014,7 @@
               <w:t xml:space="preserve"> </w:t>
             </w:r>
             <w:r>
-              <w:t xml:space="preserve">801</w:t>
-              <w:noBreakHyphen/>
-              <w:t xml:space="preserve">538</w:t>
-              <w:noBreakHyphen/>
-              <w:t xml:space="preserve">1032</w:t>
+              <w:t xml:space="preserve">801-⁠538-⁠1032</w:t>
             </w:r>
           </w:p>
           <w:p>
@@ -1198,9 +1192,7 @@
               <w:t xml:space="preserve"> </w:t>
             </w:r>
             <w:r>
-              <w:t xml:space="preserve">243</w:t>
-              <w:noBreakHyphen/>
-              <w:t xml:space="preserve">9423</w:t>
+              <w:t xml:space="preserve">243-⁠9423</w:t>
             </w:r>
           </w:p>
           <w:p>
@@ -1370,9 +1362,7 @@
               <w:t xml:space="preserve"> </w:t>
             </w:r>
             <w:r>
-              <w:t xml:space="preserve">243</w:t>
-              <w:noBreakHyphen/>
-              <w:t xml:space="preserve">9423</w:t>
+              <w:t xml:space="preserve">243-⁠9423</w:t>
             </w:r>
           </w:p>
           <w:p>
@@ -1540,49 +1530,7 @@
         <w:pStyle w:val="BodyText"/>
       </w:pPr>
       <w:r>
-        <w:t xml:space="preserve">The district court enjoined the 2021 Congressional Map and directed the Legislature to draw a remedial map by September 25 using a process that contravenes core elements of Proposition 4. The remedial order contravenes Proposition 4 because an Independent Redistricting Commission need not be constituted or propose maps, the Legislature need not take an up-or-down vote on the commission’s recommendations, and the Legislature need not explain why its map better satisfies Proposition 4’s standards than the commission’s proposed maps. Exhibit B</w:t>
-      </w:r>
-      <w:r>
-        <w:noBreakHyphen/>
-      </w:r>
-      <w:r>
-        <w:t xml:space="preserve">26:25</w:t>
-      </w:r>
-      <w:r>
-        <w:noBreakHyphen/>
-      </w:r>
-      <w:r>
-        <w:t xml:space="preserve">27:6. The district court said Legislature must follow only the substantive redistricting standards in Utah Code §20A</w:t>
-      </w:r>
-      <w:r>
-        <w:noBreakHyphen/>
-      </w:r>
-      <w:r>
-        <w:t xml:space="preserve">19</w:t>
-      </w:r>
-      <w:r>
-        <w:noBreakHyphen/>
-      </w:r>
-      <w:r>
-        <w:t xml:space="preserve">103(2) and the 10-day public comment period. Exhibit B</w:t>
-      </w:r>
-      <w:r>
-        <w:noBreakHyphen/>
-      </w:r>
-      <w:r>
-        <w:t xml:space="preserve">27:7</w:t>
-      </w:r>
-      <w:r>
-        <w:noBreakHyphen/>
-      </w:r>
-      <w:r>
-        <w:t xml:space="preserve">17; Exhibit A</w:t>
-      </w:r>
-      <w:r>
-        <w:noBreakHyphen/>
-      </w:r>
-      <w:r>
-        <w:t xml:space="preserve">76. The district court’s pick-and-choose remedial prescriptions are inconsistent with its merits conclusions that Proposition 4 is the law that the Legislature must follow when redistricting. As the accompanying petition explains, the district court abused its discretion in crafting a remedy that itself violates Proposition 4—all to achieve Plaintiffs’ goal of running the 2026 congressional elections under a new map. And that process leaves the Legislature without any assurance that any alternative remedial map it ultimately adopts—after a laborious effort of convening a special session—will be free from yet another challenge under Proposition 4 by a different group of plaintiffs.</w:t>
+        <w:t xml:space="preserve">The district court enjoined the 2021 Congressional Map and directed the Legislature to draw a remedial map by September 25 using a process that contravenes core elements of Proposition 4. The remedial order contravenes Proposition 4 because an Independent Redistricting Commission need not be constituted or propose maps, the Legislature need not take an up-or-down vote on the commission’s recommendations, and the Legislature need not explain why its map better satisfies Proposition 4’s standards than the commission’s proposed maps. Exhibit B-⁠26:25-⁠27:6. The district court said Legislature must follow only the substantive redistricting standards in Utah Code §20A-⁠19-⁠103(2) and the 10-day public comment period. Exhibit B-⁠27:7-⁠17; Exhibit A-⁠76. The district court’s pick-and-choose remedial prescriptions are inconsistent with its merits conclusions that Proposition 4 is the law that the Legislature must follow when redistricting. As the accompanying petition explains, the district court abused its discretion in crafting a remedy that itself violates Proposition 4—all to achieve Plaintiffs’ goal of running the 2026 congressional elections under a new map. And that process leaves the Legislature without any assurance that any alternative remedial map it ultimately adopts—after a laborious effort of convening a special session—will be free from yet another challenge under Proposition 4 by a different group of plaintiffs.</w:t>
       </w:r>
     </w:p>
     <w:p>
@@ -1590,25 +1538,7 @@
         <w:pStyle w:val="BodyText"/>
       </w:pPr>
       <w:r>
-        <w:t xml:space="preserve">Legislative Defendants respectfully request that this Court grant or deny Legislative Defendants’ emergency petition for extraordinary relief by no later than September 15. Legislative Defendants ask the Court to require any responses to this petition be filed by no later than September 9 and permit Legislative Defendants to submit a reply, if any, by no later than September 11. Relief obtained after September 15 will effectively be no relief at all, and a de facto denial of this petition, in light of steps the Legislature must take by then to comply with the district court’s September 25 publication deadline. See Exhibit A</w:t>
-      </w:r>
-      <w:r>
-        <w:noBreakHyphen/>
-      </w:r>
-      <w:r>
-        <w:t xml:space="preserve">76; Exhibit B</w:t>
-      </w:r>
-      <w:r>
-        <w:noBreakHyphen/>
-      </w:r>
-      <w:r>
-        <w:t xml:space="preserve">78:11</w:t>
-      </w:r>
-      <w:r>
-        <w:noBreakHyphen/>
-      </w:r>
-      <w:r>
-        <w:t xml:space="preserve">16; see also D.Ct. Doc. 500. In short, the press of time makes resolving this petition by September 15 the only feasible way to accord Legislative Defendants relief. And an order staying the district court’s injunction will allow the Legislature to prepare new congressional maps using a process that complies with all of Proposition 4 while allowing the 2026 election to run in an orderly fashion under H.B. 2004.</w:t>
+        <w:t xml:space="preserve">Legislative Defendants respectfully request that this Court grant or deny Legislative Defendants’ emergency petition for extraordinary relief by no later than September 15. Legislative Defendants ask the Court to require any responses to this petition be filed by no later than September 9 and permit Legislative Defendants to submit a reply, if any, by no later than September 11. Relief obtained after September 15 will effectively be no relief at all, and a de facto denial of this petition, in light of steps the Legislature must take by then to comply with the district court’s September 25 publication deadline. See Exhibit A-⁠76; Exhibit B-⁠78:11-⁠16; see also D.Ct. Doc. 500. In short, the press of time makes resolving this petition by September 15 the only feasible way to accord Legislative Defendants relief. And an order staying the district court’s injunction will allow the Legislature to prepare new congressional maps using a process that complies with all of Proposition 4 while allowing the 2026 election to run in an orderly fashion under H.B. 2004.</w:t>
       </w:r>
     </w:p>
     <w:p>
@@ -1632,13 +1562,7 @@
         <w:pStyle w:val="BodyText"/>
       </w:pPr>
       <w:r>
-        <w:t xml:space="preserve">3. On August 25, the district court issued its decision. The district court granted summary judgment for Plaintiffs on Count V. Exhibit A</w:t>
-      </w:r>
-      <w:r>
-        <w:noBreakHyphen/>
-      </w:r>
-      <w:r>
-        <w:t xml:space="preserve">62.</w:t>
+        <w:t xml:space="preserve">3. On August 25, the district court issued its decision. The district court granted summary judgment for Plaintiffs on Count V. Exhibit A-⁠62.</w:t>
       </w:r>
     </w:p>
     <w:p>
@@ -1646,31 +1570,7 @@
         <w:pStyle w:val="BodyText"/>
       </w:pPr>
       <w:r>
-        <w:t xml:space="preserve">4. As a remedy, it enjoined the use of the 2021 Congressional Plan in future elections, even though Count V did not challenge any district lines. Exhibit A</w:t>
-      </w:r>
-      <w:r>
-        <w:noBreakHyphen/>
-      </w:r>
-      <w:r>
-        <w:t xml:space="preserve">69</w:t>
-      </w:r>
-      <w:r>
-        <w:noBreakHyphen/>
-      </w:r>
-      <w:r>
-        <w:t xml:space="preserve">76. The court “ordered” and “directed” the Legislature “to design and enact a remedial congressional redistricting map in conformity with Proposition 4’s mandatory redistricting standards and requirements,” and to share that map with “Plaintiffs and the Court” by September 24, 2025. Exhibit A</w:t>
-      </w:r>
-      <w:r>
-        <w:noBreakHyphen/>
-      </w:r>
-      <w:r>
-        <w:t xml:space="preserve">76. Proposition 4’s requirements include establishing and funding an independent redistricting commission, public hearings, proposed commission plans, a legislative vote on those plans, a legislative report on any commission plan voted down, 10 days of advance public notice of any map proposed by the Legislature, public comment, public access to redistricting data, and more. Exhibit A</w:t>
-      </w:r>
-      <w:r>
-        <w:noBreakHyphen/>
-      </w:r>
-      <w:r>
-        <w:t xml:space="preserve">43 (confirming these as “mandatory standards and procedures”).</w:t>
+        <w:t xml:space="preserve">4. As a remedy, it enjoined the use of the 2021 Congressional Plan in future elections, even though Count V did not challenge any district lines. Exhibit A-⁠69-⁠76. The court “ordered” and “directed” the Legislature “to design and enact a remedial congressional redistricting map in conformity with Proposition 4’s mandatory redistricting standards and requirements,” and to share that map with “Plaintiffs and the Court” by September 24, 2025. Exhibit A-⁠76. Proposition 4’s requirements include establishing and funding an independent redistricting commission, public hearings, proposed commission plans, a legislative vote on those plans, a legislative report on any commission plan voted down, 10 days of advance public notice of any map proposed by the Legislature, public comment, public access to redistricting data, and more. Exhibit A-⁠43 (confirming these as “mandatory standards and procedures”).</w:t>
       </w:r>
     </w:p>
     <w:p>
@@ -1686,37 +1586,7 @@
         <w:pStyle w:val="BodyText"/>
       </w:pPr>
       <w:r>
-        <w:t xml:space="preserve">6. On August 29, the district court held a status conference. There, the court orally clarified its order. The court adopted each of Plaintiffs’ proposed answers to Legislative Defendants’ questions and ordered that the Legislature need not convene a new commission, take an up-or-down vote on the 2021 commission’s recommendations or a new commission’s recommendations, or issue a report. Exhibit B</w:t>
-      </w:r>
-      <w:r>
-        <w:noBreakHyphen/>
-      </w:r>
-      <w:r>
-        <w:t xml:space="preserve">26:25</w:t>
-      </w:r>
-      <w:r>
-        <w:noBreakHyphen/>
-      </w:r>
-      <w:r>
-        <w:t xml:space="preserve">27</w:t>
-      </w:r>
-      <w:r>
-        <w:noBreakHyphen/>
-      </w:r>
-      <w:r>
-        <w:t xml:space="preserve">6; see also D.Ct. Doc. 486. The court also adopted Plaintiffs’ reading that the Legislature does need to make its map available online for at least 10 calendar days and make the map data available, and that the Legislature may submit its objections to Plaintiffs’ proposed maps. Exhibit B</w:t>
-      </w:r>
-      <w:r>
-        <w:noBreakHyphen/>
-      </w:r>
-      <w:r>
-        <w:t xml:space="preserve">27:7</w:t>
-      </w:r>
-      <w:r>
-        <w:noBreakHyphen/>
-      </w:r>
-      <w:r>
-        <w:t xml:space="preserve">17.</w:t>
+        <w:t xml:space="preserve">6. On August 29, the district court held a status conference. There, the court orally clarified its order. The court adopted each of Plaintiffs’ proposed answers to Legislative Defendants’ questions and ordered that the Legislature need not convene a new commission, take an up-or-down vote on the 2021 commission’s recommendations or a new commission’s recommendations, or issue a report. Exhibit B-⁠26:25-⁠27-⁠6; see also D.Ct. Doc. 486. The court also adopted Plaintiffs’ reading that the Legislature does need to make its map available online for at least 10 calendar days and make the map data available, and that the Legislature may submit its objections to Plaintiffs’ proposed maps. Exhibit B-⁠27:7-⁠17.</w:t>
       </w:r>
     </w:p>
     <w:p>
@@ -1724,19 +1594,7 @@
         <w:pStyle w:val="BodyText"/>
       </w:pPr>
       <w:r>
-        <w:t xml:space="preserve">7. Before the status conference, Legislative Defendants also moved the district court to stay the permanent injunction pending remedial proceedings and subsequent appeals. See D.Ct. Doc. 482. The parties argued the motion during the status conference. Exhibit B</w:t>
-      </w:r>
-      <w:r>
-        <w:noBreakHyphen/>
-      </w:r>
-      <w:r>
-        <w:t xml:space="preserve">57:1</w:t>
-      </w:r>
-      <w:r>
-        <w:noBreakHyphen/>
-      </w:r>
-      <w:r>
-        <w:t xml:space="preserve">75:19.</w:t>
+        <w:t xml:space="preserve">7. Before the status conference, Legislative Defendants also moved the district court to stay the permanent injunction pending remedial proceedings and subsequent appeals. See D.Ct. Doc. 482. The parties argued the motion during the status conference. Exhibit B-⁠57:1-⁠75:19.</w:t>
       </w:r>
     </w:p>
     <w:p>
@@ -1744,19 +1602,7 @@
         <w:pStyle w:val="BodyText"/>
       </w:pPr>
       <w:r>
-        <w:t xml:space="preserve">8. On September 2, the district court denied the motion for stay. The court acknowledged “the importance of legal issues and the consequential nature of the” permanent injunction. Exhibit C</w:t>
-      </w:r>
-      <w:r>
-        <w:noBreakHyphen/>
-      </w:r>
-      <w:r>
-        <w:t xml:space="preserve">2. The court also recognized that the “timelines here are short,” but that redistricting has been accomplished in other states “under tighter timelines.” Id. As examples, the district court cited Texas and California. Id. Those examples and others, according to the district court, “suggest[]” that “there is time to redistrict and comply with Proposition 4.” Id. And as the district court saw it, because the 2026 election was “more than a year away” and because election deadlines “can be moved without impacting the 2026 elections,” it was “not impossible for the parties to have a final decision from the Utah Supreme Court in time for and without impacting the 2026 midterm elections.” Exhibit C</w:t>
-      </w:r>
-      <w:r>
-        <w:noBreakHyphen/>
-      </w:r>
-      <w:r>
-        <w:t xml:space="preserve">3. The court also stated that the 2026 election should proceed “with a lawful congressional plan designed in compliance with Proposition 4’s traditional redistricting standards and its prohibition on partisan gerrymandering.” Id.</w:t>
+        <w:t xml:space="preserve">8. On September 2, the district court denied the motion for stay. The court acknowledged “the importance of legal issues and the consequential nature of the” permanent injunction. Exhibit C-⁠2. The court also recognized that the “timelines here are short,” but that redistricting has been accomplished in other states “under tighter timelines.” Id. As examples, the district court cited Texas and California. Id. Those examples and others, according to the district court, “suggest[]” that “there is time to redistrict and comply with Proposition 4.” Id. And as the district court saw it, because the 2026 election was “more than a year away” and because election deadlines “can be moved without impacting the 2026 elections,” it was “not impossible for the parties to have a final decision from the Utah Supreme Court in time for and without impacting the 2026 midterm elections.” Exhibit C-⁠3. The court also stated that the 2026 election should proceed “with a lawful congressional plan designed in compliance with Proposition 4’s traditional redistricting standards and its prohibition on partisan gerrymandering.” Id.</w:t>
       </w:r>
     </w:p>
     <w:p>
@@ -2037,9 +1883,7 @@
               <w:t xml:space="preserve"> </w:t>
             </w:r>
             <w:r>
-              <w:t xml:space="preserve">243</w:t>
-              <w:noBreakHyphen/>
-              <w:t xml:space="preserve">9423</w:t>
+              <w:t xml:space="preserve">243-⁠9423</w:t>
             </w:r>
           </w:p>
           <w:p>
@@ -3099,9 +2943,7 @@
               <w:t xml:space="preserve"> </w:t>
             </w:r>
             <w:r>
-              <w:t xml:space="preserve">243</w:t>
-              <w:noBreakHyphen/>
-              <w:t xml:space="preserve">9423</w:t>
+              <w:t xml:space="preserve">243-⁠9423</w:t>
             </w:r>
           </w:p>
           <w:p>
@@ -3874,9 +3716,7 @@
         <w:t xml:space="preserve"> </w:t>
       </w:r>
       <w:r>
-        <w:t xml:space="preserve">532</w:t>
-        <w:noBreakHyphen/>
-        <w:t xml:space="preserve">7840,</w:t>
+        <w:t xml:space="preserve">532-⁠7840,</w:t>
       </w:r>
       <w:r>
         <w:t xml:space="preserve"> </w:t>
@@ -4092,9 +3932,7 @@
         <w:t xml:space="preserve"> </w:t>
       </w:r>
       <w:r>
-        <w:t xml:space="preserve">924</w:t>
-        <w:noBreakHyphen/>
-        <w:t xml:space="preserve">0200,</w:t>
+        <w:t xml:space="preserve">924-⁠0200,</w:t>
       </w:r>
       <w:r>
         <w:t xml:space="preserve"> </w:t>
@@ -4904,7 +4742,7 @@
     <w:qFormat/>
     <w:pPr>
       <w:keepLines/>
-      <w:spacing w:before="0" w:after="140" w:line="299" w:lineRule="exact"/>
+      <w:spacing w:before="23" w:after="140" w:line="299" w:lineRule="exact"/>
     </w:pPr>
     <w:rPr>
       <w:sz w:val="26"/>
